--- a/word/07-Cartas.docx
+++ b/word/07-Cartas.docx
@@ -543,6 +543,99 @@
         <w:rPr>
           <w:rStyle w:val="VerbatimChar"/>
         </w:rPr>
+        <w:t xml:space="preserve">**Conformidade com a licença UNESCO**: Sankofa é uma obra derivada da</w:t>
+      </w:r>
+      <w:r>
+        <w:br/>
+      </w:r>
+      <w:r>
+        <w:rPr>
+          <w:rStyle w:val="VerbatimChar"/>
+        </w:rPr>
+        <w:t xml:space="preserve">*General History of Africa* sob os termos da licença Creative Commons</w:t>
+      </w:r>
+      <w:r>
+        <w:br/>
+      </w:r>
+      <w:r>
+        <w:rPr>
+          <w:rStyle w:val="VerbatimChar"/>
+        </w:rPr>
+        <w:t xml:space="preserve">**CC BY-SA IGO 3.0** aplicada às publicações abertas da UNESCO. A</w:t>
+      </w:r>
+      <w:r>
+        <w:br/>
+      </w:r>
+      <w:r>
+        <w:rPr>
+          <w:rStyle w:val="VerbatimChar"/>
+        </w:rPr>
+        <w:t xml:space="preserve">atribuição formal e o disclaimer obrigatório ("The present work is not</w:t>
+      </w:r>
+      <w:r>
+        <w:br/>
+      </w:r>
+      <w:r>
+        <w:rPr>
+          <w:rStyle w:val="VerbatimChar"/>
+        </w:rPr>
+        <w:t xml:space="preserve">an official UNESCO publication and shall not be considered as such")</w:t>
+      </w:r>
+      <w:r>
+        <w:br/>
+      </w:r>
+      <w:r>
+        <w:rPr>
+          <w:rStyle w:val="VerbatimChar"/>
+        </w:rPr>
+        <w:t xml:space="preserve">estão visíveis nas páginas &lt;em&gt;Termos de Uso&lt;/em&gt; e &lt;em&gt;Sobre&lt;/em&gt; do</w:t>
+      </w:r>
+      <w:r>
+        <w:br/>
+      </w:r>
+      <w:r>
+        <w:rPr>
+          <w:rStyle w:val="VerbatimChar"/>
+        </w:rPr>
+        <w:t xml:space="preserve">aplicativo. Sankofa não utiliza o logotipo UNESCO nem reproduz</w:t>
+      </w:r>
+      <w:r>
+        <w:br/>
+      </w:r>
+      <w:r>
+        <w:rPr>
+          <w:rStyle w:val="VerbatimChar"/>
+        </w:rPr>
+        <w:t xml:space="preserve">fotografias da publicação original (ambos fora do escopo da CC BY-SA),</w:t>
+      </w:r>
+      <w:r>
+        <w:br/>
+      </w:r>
+      <w:r>
+        <w:rPr>
+          <w:rStyle w:val="VerbatimChar"/>
+        </w:rPr>
+        <w:t xml:space="preserve">e adota a mesma família de licença (CC BY-SA 4.0) para o conteúdo</w:t>
+      </w:r>
+      <w:r>
+        <w:br/>
+      </w:r>
+      <w:r>
+        <w:rPr>
+          <w:rStyle w:val="VerbatimChar"/>
+        </w:rPr>
+        <w:t xml:space="preserve">adaptado, conforme exigido pela cláusula ShareAlike.</w:t>
+      </w:r>
+      <w:r>
+        <w:br/>
+      </w:r>
+      <w:r>
+        <w:br/>
+      </w:r>
+      <w:r>
+        <w:rPr>
+          <w:rStyle w:val="VerbatimChar"/>
+        </w:rPr>
         <w:t xml:space="preserve">2. Por que o patrocínio interessa à [Empresa]</w:t>
       </w:r>
       <w:r>
@@ -1529,6 +1622,24 @@
           <w:rStyle w:val="VerbatimChar"/>
         </w:rPr>
         <w:t xml:space="preserve">   5.1. MVP funcional — Volumes I–VIII (71 enigmas)</w:t>
+      </w:r>
+      <w:r>
+        <w:br/>
+      </w:r>
+      <w:r>
+        <w:rPr>
+          <w:rStyle w:val="VerbatimChar"/>
+        </w:rPr>
+        <w:t xml:space="preserve">   5.2. Conformidade com licença CC BY-SA IGO 3.0 da UNESCO declarada</w:t>
+      </w:r>
+      <w:r>
+        <w:br/>
+      </w:r>
+      <w:r>
+        <w:rPr>
+          <w:rStyle w:val="VerbatimChar"/>
+        </w:rPr>
+        <w:t xml:space="preserve">        e visível em-app (Termos + Sobre).</w:t>
       </w:r>
       <w:r>
         <w:br/>
